--- a/backend/app/templates/acta_inicio.docx
+++ b/backend/app/templates/acta_inicio.docx
@@ -1358,7 +1358,7 @@
           <w:szCs w:val="24"/>
           <w:lang w:val="pt-BR"/>
         </w:rPr>
-        <w:t>CARLOS ALBERTO VIAFARA ARACU                                                     RIVERA BRAVA S.A.S</w:t>
+        <w:t>&lt;&lt;SUPERVISOR&gt;&gt;                                                     &lt;&lt;CONTRATISTA&gt;&gt;</w:t>
       </w:r>
       <w:r>
         <w:rPr>
@@ -1389,7 +1389,7 @@
           <w:szCs w:val="24"/>
           <w:lang w:val="pt-BR"/>
         </w:rPr>
-        <w:t>Supervisor                                                                                                            RL- HAROLD RIVERA RIASCOS</w:t>
+        <w:t>Supervisor                                                                                                            &lt;&lt;CONTRATISTA&gt;&gt;</w:t>
       </w:r>
     </w:p>
     <w:sectPr>

--- a/backend/app/templates/acta_inicio.docx
+++ b/backend/app/templates/acta_inicio.docx
@@ -1389,7 +1389,7 @@
           <w:szCs w:val="24"/>
           <w:lang w:val="pt-BR"/>
         </w:rPr>
-        <w:t>Supervisor                                                                                                            &lt;&lt;CONTRATISTA&gt;&gt;</w:t>
+        <w:t>Supervisor                                                                                                            RL- &lt;&lt;CONTRATISTA&gt;&gt;</w:t>
       </w:r>
     </w:p>
     <w:sectPr>

--- a/backend/app/templates/acta_inicio.docx
+++ b/backend/app/templates/acta_inicio.docx
@@ -929,7 +929,7 @@
               <w:rPr>
                 <w:rFonts w:ascii="Aptos Display" w:eastAsia="Play" w:hAnsi="Aptos Display" w:cs="Play"/>
               </w:rPr>
-              <w:t>: 2.4.5.02.09.03.01 SERVICIOS DE PREPARACIÓN DE DOCUMENTOS REMUNERACIÓN VIGENCIA ACTUAL</w:t>
+              <w:t>: &lt;&lt;RUBRO&gt;&gt;</w:t>
             </w:r>
           </w:p>
           <w:p>
